--- a/assets/templates/docx/avr_kub_group.docx
+++ b/assets/templates/docx/avr_kub_group.docx
@@ -363,7 +363,7 @@
           <w:highlight w:val="yellow"/>
           <w:lang w:val="ru-RU"/>
         </w:rPr>
-        <w:t>________________________________________________________________</w:t>
+        <w:t>{{CLIENT_FULL_NAME}}</w:t>
       </w:r>
       <w:r>
         <w:rPr>
@@ -418,7 +418,7 @@
           <w:highlight w:val="yellow"/>
           <w:lang w:val="ru-RU"/>
         </w:rPr>
-        <w:t>______________________</w:t>
+        <w:t>{{CLIENT_IIN}}</w:t>
       </w:r>
     </w:p>
     <w:p>
@@ -583,7 +583,7 @@
           <w:u w:val="single"/>
           <w:lang w:val="ru-RU"/>
         </w:rPr>
-        <w:t xml:space="preserve">160005, г. Шымкент, р-н Туран, ул. Мангельдина 40_ </w:t>
+        <w:t xml:space="preserve">160005, г. Шымкент, р-н Туран, ул. Мангельдина 40 </w:t>
       </w:r>
       <w:r>
         <w:rPr>
@@ -628,7 +628,7 @@
           <w:u w:val="single"/>
           <w:lang w:val="ru-RU"/>
         </w:rPr>
-        <w:t>__________</w:t>
+        <w:t/>
       </w:r>
     </w:p>
     <w:p>
@@ -661,7 +661,6 @@
           <w:lang w:val="ru-RU"/>
         </w:rPr>
         <w:tab/>
-        <w:t/>
       </w:r>
       <w:r>
         <w:rPr>
@@ -672,7 +671,6 @@
           <w:lang w:val="ru-RU"/>
         </w:rPr>
         <w:tab/>
-        <w:t/>
       </w:r>
       <w:r>
         <w:rPr>
@@ -808,7 +806,7 @@
           <w:u w:val="single"/>
           <w:lang w:val="ru-RU"/>
         </w:rPr>
-        <w:t xml:space="preserve">               __   __     </w:t>
+        <w:t xml:space="preserve">               {{CONTRACT_NUMBER}}     </w:t>
       </w:r>
       <w:r>
         <w:rPr>
@@ -851,7 +849,7 @@
           <w:u w:val="single"/>
           <w:lang w:val="ru-RU"/>
         </w:rPr>
-        <w:t xml:space="preserve">   ___                                          </w:t>
+        <w:t xml:space="preserve">   {{DOC_DATE_TEXT}}                                          </w:t>
       </w:r>
       <w:r>
         <w:rPr>
@@ -883,7 +881,7 @@
           <w:u w:val="none"/>
           <w:lang w:val="ru-RU"/>
         </w:rPr>
-        <w:t xml:space="preserve"> </w:t>
+        <w:t xml:space="preserve"> {{CONTRACT_NUMBER}}</w:t>
       </w:r>
       <w:r>
         <w:rPr>
@@ -894,7 +892,7 @@
           <w:u w:val="single"/>
           <w:lang w:val="ru-RU"/>
         </w:rPr>
-        <w:t xml:space="preserve">                               .</w:t>
+        <w:t xml:space="preserve">.</w:t>
       </w:r>
     </w:p>
     <w:p>
@@ -2876,14 +2874,258 @@
     <w:p>
       <w:pPr>
         <w:pStyle w:val="4"/>
-        <w:spacing w:line="345" w:lineRule="auto"/>
+        <w:spacing w:before="46" w:line="258" w:lineRule="auto"/>
         <w:ind w:left="0" w:leftChars="0" w:firstLine="0" w:firstLineChars="0"/>
-        <w:rPr>
-          <w:rFonts w:hint="default" w:ascii="Times New Roman" w:hAnsi="Times New Roman" w:cs="Times New Roman"/>
+        <w:jc w:val="left"/>
+        <w:rPr>
+          <w:rFonts w:hint="default" w:ascii="Times New Roman" w:hAnsi="Times New Roman" w:cs="Times New Roman"/>
+          <w:spacing w:val="39"/>
           <w:sz w:val="22"/>
           <w:szCs w:val="22"/>
         </w:rPr>
       </w:pPr>
+      <w:r>
+        <w:drawing>
+          <wp:anchor distT="0" distB="0" distL="114300" distR="114300" simplePos="0" relativeHeight="251659264" behindDoc="1" locked="0" layoutInCell="1" allowOverlap="1">
+            <wp:simplePos x="0" y="0"/>
+            <wp:positionH relativeFrom="column">
+              <wp:posOffset>896620</wp:posOffset>
+            </wp:positionH>
+            <wp:positionV relativeFrom="paragraph">
+              <wp:posOffset>72390</wp:posOffset>
+            </wp:positionV>
+            <wp:extent cx="417195" cy="728345"/>
+            <wp:effectExtent l="0" t="0" r="1905" b="14605"/>
+            <wp:wrapNone/>
+            <wp:docPr id="4" name="Изображение 1"/>
+            <wp:cNvGraphicFramePr>
+              <a:graphicFrameLocks xmlns:a="http://schemas.openxmlformats.org/drawingml/2006/main" noChangeAspect="1"/>
+            </wp:cNvGraphicFramePr>
+            <a:graphic xmlns:a="http://schemas.openxmlformats.org/drawingml/2006/main">
+              <a:graphicData uri="http://schemas.openxmlformats.org/drawingml/2006/picture">
+                <pic:pic xmlns:pic="http://schemas.openxmlformats.org/drawingml/2006/picture">
+                  <pic:nvPicPr>
+                    <pic:cNvPr id="4" name="Изображение 1"/>
+                    <pic:cNvPicPr>
+                      <a:picLocks noChangeAspect="1"/>
+                    </pic:cNvPicPr>
+                  </pic:nvPicPr>
+                  <pic:blipFill>
+                    <a:blip r:embed="rId6"/>
+                    <a:stretch>
+                      <a:fillRect/>
+                    </a:stretch>
+                  </pic:blipFill>
+                  <pic:spPr>
+                    <a:xfrm>
+                      <a:off x="0" y="0"/>
+                      <a:ext cx="417195" cy="728345"/>
+                    </a:xfrm>
+                    <a:prstGeom prst="rect">
+                      <a:avLst/>
+                    </a:prstGeom>
+                    <a:noFill/>
+                    <a:ln>
+                      <a:noFill/>
+                    </a:ln>
+                  </pic:spPr>
+                </pic:pic>
+              </a:graphicData>
+            </a:graphic>
+          </wp:anchor>
+        </w:drawing>
+      </w:r>
+      <w:r>
+        <w:rPr>
+          <w:rFonts w:hint="default" w:ascii="Times New Roman" w:hAnsi="Times New Roman" w:cs="Times New Roman"/>
+          <w:b/>
+          <w:bCs/>
+          <w:spacing w:val="-1"/>
+          <w:sz w:val="22"/>
+          <w:szCs w:val="22"/>
+        </w:rPr>
+        <w:t>Сдал</w:t>
+      </w:r>
+      <w:r>
+        <w:rPr>
+          <w:rFonts w:hint="default" w:ascii="Times New Roman" w:hAnsi="Times New Roman" w:cs="Times New Roman"/>
+          <w:b/>
+          <w:bCs/>
+          <w:spacing w:val="11"/>
+          <w:w w:val="102"/>
+          <w:sz w:val="22"/>
+          <w:szCs w:val="22"/>
+        </w:rPr>
+        <w:t xml:space="preserve"> </w:t>
+      </w:r>
+      <w:r>
+        <w:rPr>
+          <w:rFonts w:hint="default" w:ascii="Times New Roman" w:hAnsi="Times New Roman" w:cs="Times New Roman"/>
+          <w:b/>
+          <w:bCs/>
+          <w:spacing w:val="-1"/>
+          <w:sz w:val="22"/>
+          <w:szCs w:val="22"/>
+        </w:rPr>
+        <w:t>(Исполнитель)</w:t>
+      </w:r>
+      <w:r>
+        <w:rPr>
+          <w:rFonts w:hint="default" w:ascii="Times New Roman" w:hAnsi="Times New Roman" w:cs="Times New Roman"/>
+          <w:b/>
+          <w:bCs/>
+          <w:spacing w:val="-1"/>
+          <w:sz w:val="22"/>
+          <w:szCs w:val="22"/>
+          <w:lang w:val="ru-RU"/>
+        </w:rPr>
+        <w:t>:</w:t>
+      </w:r>
+      <w:r>
+        <w:rPr>
+          <w:rFonts w:hint="default" w:ascii="Times New Roman" w:hAnsi="Times New Roman" w:cs="Times New Roman"/>
+          <w:spacing w:val="39"/>
+          <w:sz w:val="22"/>
+          <w:szCs w:val="22"/>
+        </w:rPr>
+        <w:t xml:space="preserve"> </w:t>
+      </w:r>
+      <w:r>
+        <w:rPr>
+          <w:rFonts w:hint="default" w:ascii="Times New Roman" w:hAnsi="Times New Roman" w:cs="Times New Roman"/>
+          <w:spacing w:val="39"/>
+          <w:sz w:val="22"/>
+          <w:szCs w:val="22"/>
+          <w:lang w:val="ru-RU"/>
+        </w:rPr>
+        <w:tab/>
+      </w:r>
+      <w:r>
+        <w:rPr>
+          <w:rFonts w:hint="default" w:ascii="Times New Roman" w:hAnsi="Times New Roman" w:cs="Times New Roman"/>
+          <w:spacing w:val="39"/>
+          <w:sz w:val="22"/>
+          <w:szCs w:val="22"/>
+          <w:lang w:val="ru-RU"/>
+        </w:rPr>
+        <w:tab/>
+      </w:r>
+      <w:r>
+        <w:rPr>
+          <w:rFonts w:hint="default" w:ascii="Times New Roman" w:hAnsi="Times New Roman" w:cs="Times New Roman"/>
+          <w:spacing w:val="39"/>
+          <w:sz w:val="22"/>
+          <w:szCs w:val="22"/>
+          <w:lang w:val="ru-RU"/>
+        </w:rPr>
+        <w:tab/>
+      </w:r>
+      <w:r>
+        <w:rPr>
+          <w:rFonts w:hint="default" w:ascii="Times New Roman" w:hAnsi="Times New Roman" w:cs="Times New Roman"/>
+          <w:spacing w:val="39"/>
+          <w:sz w:val="22"/>
+          <w:szCs w:val="22"/>
+          <w:lang w:val="ru-RU"/>
+        </w:rPr>
+        <w:tab/>
+      </w:r>
+      <w:r>
+        <w:rPr>
+          <w:rFonts w:hint="default" w:ascii="Times New Roman" w:hAnsi="Times New Roman" w:cs="Times New Roman"/>
+          <w:spacing w:val="39"/>
+          <w:sz w:val="22"/>
+          <w:szCs w:val="22"/>
+          <w:lang w:val="ru-RU"/>
+        </w:rPr>
+        <w:tab/>
+      </w:r>
+      <w:r>
+        <w:rPr>
+          <w:rFonts w:hint="default" w:ascii="Times New Roman" w:hAnsi="Times New Roman" w:cs="Times New Roman"/>
+          <w:spacing w:val="39"/>
+          <w:sz w:val="22"/>
+          <w:szCs w:val="22"/>
+          <w:lang w:val="ru-RU"/>
+        </w:rPr>
+        <w:tab/>
+      </w:r>
+      <w:r>
+        <w:rPr>
+          <w:rFonts w:hint="default" w:ascii="Times New Roman" w:hAnsi="Times New Roman" w:cs="Times New Roman"/>
+          <w:spacing w:val="39"/>
+          <w:sz w:val="22"/>
+          <w:szCs w:val="22"/>
+          <w:lang w:val="ru-RU"/>
+        </w:rPr>
+        <w:tab/>
+      </w:r>
+      <w:r>
+        <w:rPr>
+          <w:rFonts w:hint="default" w:ascii="Times New Roman" w:hAnsi="Times New Roman" w:cs="Times New Roman"/>
+          <w:spacing w:val="39"/>
+          <w:sz w:val="22"/>
+          <w:szCs w:val="22"/>
+          <w:lang w:val="ru-RU"/>
+        </w:rPr>
+        <w:tab/>
+      </w:r>
+      <w:r>
+        <w:rPr>
+          <w:rFonts w:hint="default" w:ascii="Times New Roman" w:hAnsi="Times New Roman" w:cs="Times New Roman"/>
+          <w:spacing w:val="39"/>
+          <w:sz w:val="22"/>
+          <w:szCs w:val="22"/>
+          <w:lang w:val="ru-RU"/>
+        </w:rPr>
+        <w:t xml:space="preserve">   </w:t>
+      </w:r>
+      <w:r>
+        <w:rPr>
+          <w:rFonts w:hint="default" w:ascii="Times New Roman" w:hAnsi="Times New Roman" w:cs="Times New Roman"/>
+          <w:b/>
+          <w:bCs/>
+          <w:spacing w:val="-1"/>
+          <w:sz w:val="22"/>
+          <w:szCs w:val="22"/>
+        </w:rPr>
+        <w:t>Принял</w:t>
+      </w:r>
+      <w:r>
+        <w:rPr>
+          <w:rFonts w:hint="default" w:ascii="Times New Roman" w:hAnsi="Times New Roman" w:cs="Times New Roman"/>
+          <w:b/>
+          <w:bCs/>
+          <w:spacing w:val="11"/>
+          <w:w w:val="102"/>
+          <w:sz w:val="22"/>
+          <w:szCs w:val="22"/>
+        </w:rPr>
+        <w:t xml:space="preserve"> </w:t>
+      </w:r>
+      <w:r>
+        <w:rPr>
+          <w:rFonts w:hint="default" w:ascii="Times New Roman" w:hAnsi="Times New Roman" w:cs="Times New Roman"/>
+          <w:b/>
+          <w:bCs/>
+          <w:spacing w:val="-1"/>
+          <w:sz w:val="22"/>
+          <w:szCs w:val="22"/>
+        </w:rPr>
+        <w:t>(Заказчик)</w:t>
+      </w:r>
+      <w:r>
+        <w:rPr>
+          <w:rFonts w:hint="default" w:ascii="Times New Roman" w:hAnsi="Times New Roman" w:cs="Times New Roman"/>
+          <w:b/>
+          <w:bCs/>
+          <w:spacing w:val="-1"/>
+          <w:sz w:val="22"/>
+          <w:szCs w:val="22"/>
+          <w:lang w:val="ru-RU"/>
+        </w:rPr>
+        <w:t>:</w:t>
+      </w:r>
     </w:p>
     <w:p>
       <w:pPr>
@@ -2893,7 +3135,6 @@
         <w:jc w:val="left"/>
         <w:rPr>
           <w:rFonts w:hint="default" w:ascii="Times New Roman" w:hAnsi="Times New Roman" w:cs="Times New Roman"/>
-          <w:spacing w:val="39"/>
           <w:sz w:val="22"/>
           <w:szCs w:val="22"/>
         </w:rPr>
@@ -2901,21 +3142,76 @@
       <w:r>
         <w:rPr>
           <w:rFonts w:hint="default" w:ascii="Times New Roman" w:hAnsi="Times New Roman" w:cs="Times New Roman"/>
-          <w:b/>
-          <w:bCs/>
+          <w:b w:val="0"/>
+          <w:bCs w:val="0"/>
+          <w:spacing w:val="-2"/>
+          <w:position w:val="1"/>
+          <w:sz w:val="22"/>
+          <w:szCs w:val="22"/>
+          <w:vertAlign w:val="superscript"/>
+          <w:lang w:val="ru-RU"/>
+        </w:rPr>
+        <w:drawing>
+          <wp:anchor distT="0" distB="0" distL="114300" distR="114300" simplePos="0" relativeHeight="251660288" behindDoc="1" locked="0" layoutInCell="1" allowOverlap="1">
+            <wp:simplePos x="0" y="0"/>
+            <wp:positionH relativeFrom="column">
+              <wp:posOffset>561340</wp:posOffset>
+            </wp:positionH>
+            <wp:positionV relativeFrom="paragraph">
+              <wp:posOffset>117475</wp:posOffset>
+            </wp:positionV>
+            <wp:extent cx="1394460" cy="1394460"/>
+            <wp:effectExtent l="0" t="0" r="15240" b="15240"/>
+            <wp:wrapNone/>
+            <wp:docPr id="6" name="Изображение 6" descr="WhatsApp Image 2026-07-14 at 16.37"/>
+            <wp:cNvGraphicFramePr>
+              <a:graphicFrameLocks xmlns:a="http://schemas.openxmlformats.org/drawingml/2006/main" noChangeAspect="1"/>
+            </wp:cNvGraphicFramePr>
+            <a:graphic xmlns:a="http://schemas.openxmlformats.org/drawingml/2006/main">
+              <a:graphicData uri="http://schemas.openxmlformats.org/drawingml/2006/picture">
+                <pic:pic xmlns:pic="http://schemas.openxmlformats.org/drawingml/2006/picture">
+                  <pic:nvPicPr>
+                    <pic:cNvPr id="6" name="Изображение 6" descr="WhatsApp Image 2026-07-14 at 16.37"/>
+                    <pic:cNvPicPr>
+                      <a:picLocks noChangeAspect="1"/>
+                    </pic:cNvPicPr>
+                  </pic:nvPicPr>
+                  <pic:blipFill>
+                    <a:blip r:embed="rId7"/>
+                    <a:stretch>
+                      <a:fillRect/>
+                    </a:stretch>
+                  </pic:blipFill>
+                  <pic:spPr>
+                    <a:xfrm>
+                      <a:off x="0" y="0"/>
+                      <a:ext cx="1394460" cy="1394460"/>
+                    </a:xfrm>
+                    <a:prstGeom prst="rect">
+                      <a:avLst/>
+                    </a:prstGeom>
+                  </pic:spPr>
+                </pic:pic>
+              </a:graphicData>
+            </a:graphic>
+          </wp:anchor>
+        </w:drawing>
+      </w:r>
+      <w:r>
+        <w:rPr>
+          <w:rFonts w:hint="default" w:ascii="Times New Roman" w:hAnsi="Times New Roman" w:cs="Times New Roman"/>
           <w:spacing w:val="-1"/>
           <w:sz w:val="22"/>
           <w:szCs w:val="22"/>
-        </w:rPr>
-        <w:t>Сдал</w:t>
-      </w:r>
-      <w:r>
-        <w:rPr>
-          <w:rFonts w:hint="default" w:ascii="Times New Roman" w:hAnsi="Times New Roman" w:cs="Times New Roman"/>
-          <w:b/>
-          <w:bCs/>
-          <w:spacing w:val="11"/>
-          <w:w w:val="102"/>
+          <w:u w:val="single" w:color="auto"/>
+          <w:lang w:val="ru-RU"/>
+        </w:rPr>
+        <w:t>Директор:</w:t>
+      </w:r>
+      <w:r>
+        <w:rPr>
+          <w:rFonts w:hint="default" w:ascii="Times New Roman" w:hAnsi="Times New Roman" w:cs="Times New Roman"/>
+          <w:spacing w:val="13"/>
           <w:sz w:val="22"/>
           <w:szCs w:val="22"/>
         </w:rPr>
@@ -2924,260 +3220,29 @@
       <w:r>
         <w:rPr>
           <w:rFonts w:hint="default" w:ascii="Times New Roman" w:hAnsi="Times New Roman" w:cs="Times New Roman"/>
-          <w:b/>
-          <w:bCs/>
           <w:spacing w:val="-1"/>
           <w:sz w:val="22"/>
           <w:szCs w:val="22"/>
         </w:rPr>
-        <w:t>(Исполнитель)</w:t>
-      </w:r>
-      <w:r>
-        <w:rPr>
-          <w:rFonts w:hint="default" w:ascii="Times New Roman" w:hAnsi="Times New Roman" w:cs="Times New Roman"/>
-          <w:b/>
-          <w:bCs/>
+        <w:t>/</w:t>
+      </w:r>
+      <w:r>
+        <w:rPr>
+          <w:rFonts w:hint="default" w:ascii="Times New Roman" w:hAnsi="Times New Roman" w:cs="Times New Roman"/>
           <w:spacing w:val="-1"/>
           <w:sz w:val="22"/>
           <w:szCs w:val="22"/>
-          <w:lang w:val="ru-RU"/>
-        </w:rPr>
-        <w:t>:</w:t>
-      </w:r>
-      <w:r>
-        <w:rPr>
-          <w:rFonts w:hint="default" w:ascii="Times New Roman" w:hAnsi="Times New Roman" w:cs="Times New Roman"/>
-          <w:spacing w:val="39"/>
-          <w:sz w:val="22"/>
-          <w:szCs w:val="22"/>
+          <w:highlight w:val="none"/>
         </w:rPr>
         <w:t xml:space="preserve"> </w:t>
       </w:r>
       <w:r>
         <w:rPr>
           <w:rFonts w:hint="default" w:ascii="Times New Roman" w:hAnsi="Times New Roman" w:cs="Times New Roman"/>
-          <w:spacing w:val="39"/>
-          <w:sz w:val="22"/>
-          <w:szCs w:val="22"/>
-          <w:lang w:val="ru-RU"/>
-        </w:rPr>
-        <w:tab/>
-        <w:t/>
-      </w:r>
-      <w:r>
-        <w:rPr>
-          <w:rFonts w:hint="default" w:ascii="Times New Roman" w:hAnsi="Times New Roman" w:cs="Times New Roman"/>
-          <w:spacing w:val="39"/>
-          <w:sz w:val="22"/>
-          <w:szCs w:val="22"/>
-          <w:lang w:val="ru-RU"/>
-        </w:rPr>
-        <w:tab/>
-        <w:t/>
-      </w:r>
-      <w:r>
-        <w:rPr>
-          <w:rFonts w:hint="default" w:ascii="Times New Roman" w:hAnsi="Times New Roman" w:cs="Times New Roman"/>
-          <w:spacing w:val="39"/>
-          <w:sz w:val="22"/>
-          <w:szCs w:val="22"/>
-          <w:lang w:val="ru-RU"/>
-        </w:rPr>
-        <w:tab/>
-        <w:t/>
-      </w:r>
-      <w:r>
-        <w:rPr>
-          <w:rFonts w:hint="default" w:ascii="Times New Roman" w:hAnsi="Times New Roman" w:cs="Times New Roman"/>
-          <w:spacing w:val="39"/>
-          <w:sz w:val="22"/>
-          <w:szCs w:val="22"/>
-          <w:lang w:val="ru-RU"/>
-        </w:rPr>
-        <w:tab/>
-        <w:t/>
-      </w:r>
-      <w:r>
-        <w:rPr>
-          <w:rFonts w:hint="default" w:ascii="Times New Roman" w:hAnsi="Times New Roman" w:cs="Times New Roman"/>
-          <w:spacing w:val="39"/>
-          <w:sz w:val="22"/>
-          <w:szCs w:val="22"/>
-          <w:lang w:val="ru-RU"/>
-        </w:rPr>
-        <w:tab/>
-        <w:t/>
-      </w:r>
-      <w:r>
-        <w:rPr>
-          <w:rFonts w:hint="default" w:ascii="Times New Roman" w:hAnsi="Times New Roman" w:cs="Times New Roman"/>
-          <w:spacing w:val="39"/>
-          <w:sz w:val="22"/>
-          <w:szCs w:val="22"/>
-          <w:lang w:val="ru-RU"/>
-        </w:rPr>
-        <w:tab/>
-        <w:t/>
-      </w:r>
-      <w:r>
-        <w:rPr>
-          <w:rFonts w:hint="default" w:ascii="Times New Roman" w:hAnsi="Times New Roman" w:cs="Times New Roman"/>
-          <w:spacing w:val="39"/>
-          <w:sz w:val="22"/>
-          <w:szCs w:val="22"/>
-          <w:lang w:val="ru-RU"/>
-        </w:rPr>
-        <w:tab/>
-        <w:t/>
-      </w:r>
-      <w:r>
-        <w:rPr>
-          <w:rFonts w:hint="default" w:ascii="Times New Roman" w:hAnsi="Times New Roman" w:cs="Times New Roman"/>
-          <w:spacing w:val="39"/>
-          <w:sz w:val="22"/>
-          <w:szCs w:val="22"/>
-          <w:lang w:val="ru-RU"/>
-        </w:rPr>
-        <w:tab/>
-        <w:t xml:space="preserve">   </w:t>
-      </w:r>
-      <w:r>
-        <w:rPr>
-          <w:rFonts w:hint="default" w:ascii="Times New Roman" w:hAnsi="Times New Roman" w:cs="Times New Roman"/>
-          <w:b/>
-          <w:bCs/>
           <w:spacing w:val="-1"/>
           <w:sz w:val="22"/>
           <w:szCs w:val="22"/>
-        </w:rPr>
-        <w:t>Принял</w:t>
-      </w:r>
-      <w:r>
-        <w:rPr>
-          <w:rFonts w:hint="default" w:ascii="Times New Roman" w:hAnsi="Times New Roman" w:cs="Times New Roman"/>
-          <w:b/>
-          <w:bCs/>
-          <w:spacing w:val="11"/>
-          <w:w w:val="102"/>
-          <w:sz w:val="22"/>
-          <w:szCs w:val="22"/>
-        </w:rPr>
-        <w:t xml:space="preserve"> </w:t>
-      </w:r>
-      <w:r>
-        <w:rPr>
-          <w:rFonts w:hint="default" w:ascii="Times New Roman" w:hAnsi="Times New Roman" w:cs="Times New Roman"/>
-          <w:b/>
-          <w:bCs/>
-          <w:spacing w:val="-1"/>
-          <w:sz w:val="22"/>
-          <w:szCs w:val="22"/>
-        </w:rPr>
-        <w:t>(Заказчик)</w:t>
-      </w:r>
-      <w:r>
-        <w:rPr>
-          <w:rFonts w:hint="default" w:ascii="Times New Roman" w:hAnsi="Times New Roman" w:cs="Times New Roman"/>
-          <w:b/>
-          <w:bCs/>
-          <w:spacing w:val="-1"/>
-          <w:sz w:val="22"/>
-          <w:szCs w:val="22"/>
-          <w:lang w:val="ru-RU"/>
-        </w:rPr>
-        <w:t>:</w:t>
-      </w:r>
-    </w:p>
-    <w:p>
-      <w:pPr>
-        <w:pStyle w:val="4"/>
-        <w:spacing w:before="46" w:line="258" w:lineRule="auto"/>
-        <w:ind w:left="0" w:leftChars="0" w:firstLine="0" w:firstLineChars="0"/>
-        <w:jc w:val="left"/>
-        <w:rPr>
-          <w:rFonts w:hint="default" w:ascii="Times New Roman" w:hAnsi="Times New Roman" w:cs="Times New Roman"/>
-          <w:sz w:val="22"/>
-          <w:szCs w:val="22"/>
-        </w:rPr>
-      </w:pPr>
-      <w:r>
-        <w:rPr>
-          <w:rFonts w:hint="default" w:ascii="Times New Roman" w:hAnsi="Times New Roman" w:cs="Times New Roman"/>
-          <w:spacing w:val="-1"/>
-          <w:sz w:val="22"/>
-          <w:szCs w:val="22"/>
-          <w:u w:val="single" w:color="auto"/>
-        </w:rPr>
-        <w:t>Упол</w:t>
-      </w:r>
-      <w:r>
-        <w:rPr>
-          <w:rFonts w:hint="default" w:ascii="Times New Roman" w:hAnsi="Times New Roman" w:cs="Times New Roman"/>
-          <w:spacing w:val="-1"/>
-          <w:sz w:val="22"/>
-          <w:szCs w:val="22"/>
-          <w:u w:val="single" w:color="auto"/>
-          <w:lang w:val="ru-RU"/>
-        </w:rPr>
-        <w:t>номоченный</w:t>
-      </w:r>
-      <w:r>
-        <w:rPr>
-          <w:rFonts w:hint="default" w:ascii="Times New Roman" w:hAnsi="Times New Roman" w:cs="Times New Roman"/>
-          <w:spacing w:val="12"/>
-          <w:w w:val="102"/>
-          <w:sz w:val="22"/>
-          <w:szCs w:val="22"/>
-          <w:u w:val="single" w:color="auto"/>
-        </w:rPr>
-        <w:t xml:space="preserve"> </w:t>
-      </w:r>
-      <w:r>
-        <w:rPr>
-          <w:rFonts w:hint="default" w:ascii="Times New Roman" w:hAnsi="Times New Roman" w:cs="Times New Roman"/>
-          <w:spacing w:val="-1"/>
-          <w:sz w:val="22"/>
-          <w:szCs w:val="22"/>
-          <w:u w:val="single" w:color="auto"/>
-        </w:rPr>
-        <w:t>представ</w:t>
-      </w:r>
-      <w:r>
-        <w:rPr>
-          <w:rFonts w:hint="default" w:ascii="Times New Roman" w:hAnsi="Times New Roman" w:cs="Times New Roman"/>
-          <w:spacing w:val="-1"/>
-          <w:sz w:val="22"/>
-          <w:szCs w:val="22"/>
-          <w:u w:val="single" w:color="auto"/>
-          <w:lang w:val="ru-RU"/>
-        </w:rPr>
-        <w:t>итель:</w:t>
-      </w:r>
-      <w:r>
-        <w:rPr>
-          <w:rFonts w:hint="default" w:ascii="Times New Roman" w:hAnsi="Times New Roman" w:cs="Times New Roman"/>
-          <w:spacing w:val="13"/>
-          <w:sz w:val="22"/>
-          <w:szCs w:val="22"/>
-        </w:rPr>
-        <w:t xml:space="preserve"> </w:t>
-      </w:r>
-      <w:r>
-        <w:rPr>
-          <w:rFonts w:hint="default" w:ascii="Times New Roman" w:hAnsi="Times New Roman" w:cs="Times New Roman"/>
-          <w:spacing w:val="-1"/>
-          <w:sz w:val="22"/>
-          <w:szCs w:val="22"/>
-        </w:rPr>
-        <w:t xml:space="preserve">/ </w:t>
-      </w:r>
-      <w:r>
-        <w:rPr>
-          <w:rFonts w:hint="default" w:ascii="Times New Roman" w:hAnsi="Times New Roman" w:cs="Times New Roman"/>
-          <w:spacing w:val="-1"/>
-          <w:sz w:val="22"/>
-          <w:szCs w:val="22"/>
-          <w:highlight w:val="yellow"/>
+          <w:highlight w:val="none"/>
           <w:u w:val="single" w:color="auto"/>
         </w:rPr>
         <w:t xml:space="preserve">                        </w:t>
@@ -3207,126 +3272,78 @@
           <w:spacing w:val="-1"/>
           <w:sz w:val="22"/>
           <w:szCs w:val="22"/>
+          <w:lang w:val="ru-RU"/>
+        </w:rPr>
+        <w:t xml:space="preserve"> </w:t>
+      </w:r>
+      <w:r>
+        <w:rPr>
+          <w:rFonts w:hint="default" w:ascii="Times New Roman" w:hAnsi="Times New Roman" w:cs="Times New Roman"/>
+          <w:spacing w:val="-1"/>
+          <w:sz w:val="22"/>
+          <w:szCs w:val="22"/>
           <w:u w:val="single" w:color="auto"/>
-        </w:rPr>
-        <w:t>Алсейтова</w:t>
-      </w:r>
-      <w:r>
-        <w:rPr>
-          <w:rFonts w:hint="default" w:ascii="Times New Roman" w:hAnsi="Times New Roman" w:cs="Times New Roman"/>
-          <w:spacing w:val="13"/>
+          <w:lang w:val="ru-RU"/>
+        </w:rPr>
+        <w:t>Абилбаев Н.С</w:t>
+      </w:r>
+      <w:r>
+        <w:rPr>
+          <w:rFonts w:hint="default" w:ascii="Times New Roman" w:hAnsi="Times New Roman" w:cs="Times New Roman"/>
+          <w:spacing w:val="-1"/>
           <w:sz w:val="22"/>
           <w:szCs w:val="22"/>
           <w:u w:val="single" w:color="auto"/>
         </w:rPr>
+        <w:t xml:space="preserve">. </w:t>
+      </w:r>
+      <w:r>
+        <w:rPr>
+          <w:rFonts w:hint="default" w:ascii="Times New Roman" w:hAnsi="Times New Roman" w:cs="Times New Roman"/>
+          <w:spacing w:val="-1"/>
+          <w:sz w:val="22"/>
+          <w:szCs w:val="22"/>
+        </w:rPr>
+        <w:t xml:space="preserve">              </w:t>
+      </w:r>
+      <w:r>
+        <w:rPr>
+          <w:rFonts w:hint="default" w:ascii="Times New Roman" w:hAnsi="Times New Roman" w:cs="Times New Roman"/>
+          <w:spacing w:val="-1"/>
+          <w:sz w:val="22"/>
+          <w:szCs w:val="22"/>
+          <w:lang w:val="ru-RU"/>
+        </w:rPr>
+        <w:t xml:space="preserve">                </w:t>
+      </w:r>
+      <w:r>
+        <w:rPr>
+          <w:rFonts w:hint="default" w:ascii="Times New Roman" w:hAnsi="Times New Roman" w:cs="Times New Roman"/>
+          <w:spacing w:val="-1"/>
+          <w:sz w:val="22"/>
+          <w:szCs w:val="22"/>
+          <w:lang w:val="ru-RU"/>
+        </w:rPr>
+        <w:tab/>
         <w:t xml:space="preserve"> </w:t>
       </w:r>
       <w:r>
         <w:rPr>
           <w:rFonts w:hint="default" w:ascii="Times New Roman" w:hAnsi="Times New Roman" w:cs="Times New Roman"/>
-          <w:spacing w:val="-1"/>
+          <w:spacing w:val="-2"/>
           <w:sz w:val="22"/>
           <w:szCs w:val="22"/>
           <w:u w:val="single" w:color="auto"/>
         </w:rPr>
-        <w:t>К</w:t>
-      </w:r>
-      <w:r>
-        <w:rPr>
-          <w:rFonts w:hint="default" w:ascii="Times New Roman" w:hAnsi="Times New Roman" w:cs="Times New Roman"/>
-          <w:spacing w:val="-30"/>
+        <w:t>Клиент</w:t>
+      </w:r>
+      <w:r>
+        <w:rPr>
+          <w:rFonts w:hint="default" w:ascii="Times New Roman" w:hAnsi="Times New Roman" w:cs="Times New Roman"/>
+          <w:spacing w:val="-2"/>
           <w:sz w:val="22"/>
           <w:szCs w:val="22"/>
           <w:u w:val="single" w:color="auto"/>
-        </w:rPr>
-        <w:t xml:space="preserve"> </w:t>
-      </w:r>
-      <w:r>
-        <w:rPr>
-          <w:rFonts w:hint="default" w:ascii="Times New Roman" w:hAnsi="Times New Roman" w:cs="Times New Roman"/>
-          <w:spacing w:val="-1"/>
-          <w:sz w:val="22"/>
-          <w:szCs w:val="22"/>
-          <w:u w:val="single" w:color="auto"/>
-        </w:rPr>
-        <w:t>.</w:t>
-      </w:r>
-      <w:r>
-        <w:rPr>
-          <w:rFonts w:hint="default" w:ascii="Times New Roman" w:hAnsi="Times New Roman" w:cs="Times New Roman"/>
-          <w:spacing w:val="-30"/>
-          <w:sz w:val="22"/>
-          <w:szCs w:val="22"/>
-          <w:u w:val="single" w:color="auto"/>
-        </w:rPr>
-        <w:t xml:space="preserve"> </w:t>
-      </w:r>
-      <w:r>
-        <w:rPr>
-          <w:rFonts w:hint="default" w:ascii="Times New Roman" w:hAnsi="Times New Roman" w:cs="Times New Roman"/>
-          <w:spacing w:val="-1"/>
-          <w:sz w:val="22"/>
-          <w:szCs w:val="22"/>
-          <w:u w:val="single" w:color="auto"/>
-        </w:rPr>
-        <w:t>Н</w:t>
-      </w:r>
-      <w:r>
-        <w:rPr>
-          <w:rFonts w:hint="default" w:ascii="Times New Roman" w:hAnsi="Times New Roman" w:cs="Times New Roman"/>
-          <w:spacing w:val="-31"/>
-          <w:sz w:val="22"/>
-          <w:szCs w:val="22"/>
-          <w:u w:val="single" w:color="auto"/>
-        </w:rPr>
-        <w:t xml:space="preserve"> </w:t>
-      </w:r>
-      <w:r>
-        <w:rPr>
-          <w:rFonts w:hint="default" w:ascii="Times New Roman" w:hAnsi="Times New Roman" w:cs="Times New Roman"/>
-          <w:spacing w:val="-1"/>
-          <w:sz w:val="22"/>
-          <w:szCs w:val="22"/>
-          <w:u w:val="single" w:color="auto"/>
-        </w:rPr>
-        <w:t xml:space="preserve">. </w:t>
-      </w:r>
-      <w:r>
-        <w:rPr>
-          <w:rFonts w:hint="default" w:ascii="Times New Roman" w:hAnsi="Times New Roman" w:cs="Times New Roman"/>
-          <w:spacing w:val="-1"/>
-          <w:sz w:val="22"/>
-          <w:szCs w:val="22"/>
-        </w:rPr>
-        <w:t xml:space="preserve">              </w:t>
-      </w:r>
-      <w:r>
-        <w:rPr>
-          <w:rFonts w:hint="default" w:ascii="Times New Roman" w:hAnsi="Times New Roman" w:cs="Times New Roman"/>
-          <w:spacing w:val="-1"/>
-          <w:sz w:val="22"/>
-          <w:szCs w:val="22"/>
-          <w:lang w:val="ru-RU"/>
-        </w:rPr>
-        <w:t xml:space="preserve">                 </w:t>
-      </w:r>
-      <w:r>
-        <w:rPr>
-          <w:rFonts w:hint="default" w:ascii="Times New Roman" w:hAnsi="Times New Roman" w:cs="Times New Roman"/>
-          <w:spacing w:val="-2"/>
-          <w:sz w:val="22"/>
-          <w:szCs w:val="22"/>
-          <w:u w:val="single" w:color="auto"/>
-        </w:rPr>
-        <w:t>Клиент</w:t>
-      </w:r>
-      <w:r>
-        <w:rPr>
-          <w:rFonts w:hint="default" w:ascii="Times New Roman" w:hAnsi="Times New Roman" w:cs="Times New Roman"/>
-          <w:spacing w:val="-2"/>
-          <w:sz w:val="22"/>
-          <w:szCs w:val="22"/>
-          <w:u w:val="single" w:color="auto"/>
           <w:lang w:val="ru-RU"/>
         </w:rPr>
         <w:t>:</w:t>
@@ -3349,7 +3366,7 @@
           <w:highlight w:val="yellow"/>
           <w:lang w:val="ru-RU"/>
         </w:rPr>
-        <w:t>_______________</w:t>
+        <w:t>{{CLIENT_FIO_SHORT}} </w:t>
       </w:r>
       <w:r>
         <w:rPr>
@@ -3397,7 +3414,6 @@
       <w:pPr>
         <w:pStyle w:val="4"/>
         <w:spacing w:line="207" w:lineRule="exact"/>
-        <w:ind w:left="708" w:leftChars="0" w:firstLine="708" w:firstLineChars="0"/>
         <w:rPr>
           <w:rFonts w:hint="default" w:ascii="Times New Roman" w:hAnsi="Times New Roman" w:cs="Times New Roman"/>
           <w:sz w:val="22"/>
@@ -3416,34 +3432,7 @@
           <w:szCs w:val="22"/>
           <w:vertAlign w:val="superscript"/>
         </w:rPr>
-        <w:t xml:space="preserve">должность                     </w:t>
-      </w:r>
-      <w:r>
-        <w:rPr>
-          <w:rFonts w:hint="default" w:ascii="Times New Roman" w:hAnsi="Times New Roman" w:cs="Times New Roman"/>
-          <w:i/>
-          <w:iCs/>
-          <w:spacing w:val="1"/>
-          <w:position w:val="2"/>
-          <w:sz w:val="22"/>
-          <w:szCs w:val="22"/>
-          <w:vertAlign w:val="superscript"/>
-          <w:lang w:val="ru-RU"/>
-        </w:rPr>
-        <w:tab/>
-      </w:r>
-      <w:r>
-        <w:rPr>
-          <w:rFonts w:hint="default" w:ascii="Times New Roman" w:hAnsi="Times New Roman" w:cs="Times New Roman"/>
-          <w:i/>
-          <w:iCs/>
-          <w:spacing w:val="1"/>
-          <w:position w:val="2"/>
-          <w:sz w:val="22"/>
-          <w:szCs w:val="22"/>
-          <w:vertAlign w:val="superscript"/>
-        </w:rPr>
-        <w:t xml:space="preserve"> подпись</w:t>
+        <w:t>должность                      подпись</w:t>
       </w:r>
       <w:r>
         <w:rPr>
@@ -3455,7 +3444,7 @@
           <w:szCs w:val="22"/>
           <w:vertAlign w:val="superscript"/>
         </w:rPr>
-        <w:t xml:space="preserve">                   </w:t>
+        <w:t xml:space="preserve">                   расшифровка подписи                                           </w:t>
       </w:r>
       <w:r>
         <w:rPr>
@@ -3468,7 +3457,7 @@
           <w:vertAlign w:val="superscript"/>
           <w:lang w:val="ru-RU"/>
         </w:rPr>
-        <w:t xml:space="preserve">   </w:t>
+        <w:t xml:space="preserve">         </w:t>
       </w:r>
       <w:r>
         <w:rPr>
@@ -3479,8 +3468,10 @@
           <w:sz w:val="22"/>
           <w:szCs w:val="22"/>
           <w:vertAlign w:val="superscript"/>
-        </w:rPr>
-        <w:t xml:space="preserve"> расшифровка подписи                                           </w:t>
+          <w:lang w:val="ru-RU"/>
+        </w:rPr>
+        <w:tab/>
+        <w:t xml:space="preserve"> </w:t>
       </w:r>
       <w:r>
         <w:rPr>
@@ -3491,9 +3482,8 @@
           <w:sz w:val="22"/>
           <w:szCs w:val="22"/>
           <w:vertAlign w:val="superscript"/>
-          <w:lang w:val="ru-RU"/>
-        </w:rPr>
-        <w:t xml:space="preserve">          </w:t>
+        </w:rPr>
+        <w:t xml:space="preserve"> должность                      подпись                 </w:t>
       </w:r>
       <w:r>
         <w:rPr>
@@ -3504,22 +3494,9 @@
           <w:sz w:val="22"/>
           <w:szCs w:val="22"/>
           <w:vertAlign w:val="superscript"/>
-        </w:rPr>
-        <w:t xml:space="preserve"> должность                      подпись                 </w:t>
-      </w:r>
-      <w:r>
-        <w:rPr>
-          <w:rFonts w:hint="default" w:ascii="Times New Roman" w:hAnsi="Times New Roman" w:cs="Times New Roman"/>
-          <w:i/>
-          <w:iCs/>
-          <w:position w:val="2"/>
-          <w:sz w:val="22"/>
-          <w:szCs w:val="22"/>
-          <w:vertAlign w:val="superscript"/>
           <w:lang w:val="ru-RU"/>
         </w:rPr>
         <w:tab/>
-        <w:t/>
       </w:r>
       <w:r>
         <w:rPr>
@@ -3710,6 +3687,8 @@
           <w:lang w:val="ru-RU"/>
         </w:rPr>
       </w:pPr>
+      <w:bookmarkStart w:id="0" w:name="_GoBack"/>
+      <w:bookmarkEnd w:id="0"/>
       <w:r>
         <w:rPr>
           <w:rFonts w:hint="default" w:ascii="Times New Roman" w:hAnsi="Times New Roman" w:cs="Times New Roman"/>
@@ -3719,24 +3698,24 @@
           <w:position w:val="1"/>
           <w:sz w:val="22"/>
           <w:szCs w:val="22"/>
-          <w:highlight w:val="yellow"/>
           <w:vertAlign w:val="superscript"/>
-        </w:rPr>
-        <w:t>м</w:t>
+          <w:lang w:val="ru-RU"/>
+        </w:rPr>
+        <w:tab/>
       </w:r>
       <w:r>
         <w:rPr>
           <w:rFonts w:hint="default" w:ascii="Times New Roman" w:hAnsi="Times New Roman" w:cs="Times New Roman"/>
           <w:b w:val="0"/>
           <w:bCs w:val="0"/>
-          <w:spacing w:val="-27"/>
+          <w:spacing w:val="-2"/>
           <w:position w:val="1"/>
           <w:sz w:val="22"/>
           <w:szCs w:val="22"/>
-          <w:highlight w:val="yellow"/>
           <w:vertAlign w:val="superscript"/>
-        </w:rPr>
-        <w:t xml:space="preserve"> </w:t>
+          <w:lang w:val="ru-RU"/>
+        </w:rPr>
+        <w:tab/>
       </w:r>
       <w:r>
         <w:rPr>
@@ -3747,24 +3726,24 @@
           <w:position w:val="1"/>
           <w:sz w:val="22"/>
           <w:szCs w:val="22"/>
-          <w:highlight w:val="yellow"/>
           <w:vertAlign w:val="superscript"/>
-        </w:rPr>
-        <w:t>.</w:t>
+          <w:lang w:val="ru-RU"/>
+        </w:rPr>
+        <w:tab/>
       </w:r>
       <w:r>
         <w:rPr>
           <w:rFonts w:hint="default" w:ascii="Times New Roman" w:hAnsi="Times New Roman" w:cs="Times New Roman"/>
           <w:b w:val="0"/>
           <w:bCs w:val="0"/>
-          <w:spacing w:val="-31"/>
+          <w:spacing w:val="-2"/>
           <w:position w:val="1"/>
           <w:sz w:val="22"/>
           <w:szCs w:val="22"/>
-          <w:highlight w:val="yellow"/>
           <w:vertAlign w:val="superscript"/>
-        </w:rPr>
-        <w:t xml:space="preserve"> </w:t>
+          <w:lang w:val="ru-RU"/>
+        </w:rPr>
+        <w:tab/>
       </w:r>
       <w:r>
         <w:rPr>
@@ -3775,39 +3754,38 @@
           <w:position w:val="1"/>
           <w:sz w:val="22"/>
           <w:szCs w:val="22"/>
-          <w:highlight w:val="yellow"/>
           <w:vertAlign w:val="superscript"/>
-        </w:rPr>
-        <w:t>п</w:t>
+          <w:lang w:val="ru-RU"/>
+        </w:rPr>
+        <w:tab/>
       </w:r>
       <w:r>
         <w:rPr>
           <w:rFonts w:hint="default" w:ascii="Times New Roman" w:hAnsi="Times New Roman" w:cs="Times New Roman"/>
           <w:b w:val="0"/>
           <w:bCs w:val="0"/>
-          <w:spacing w:val="-33"/>
+          <w:spacing w:val="-2"/>
           <w:position w:val="1"/>
           <w:sz w:val="22"/>
           <w:szCs w:val="22"/>
-          <w:highlight w:val="yellow"/>
           <w:vertAlign w:val="superscript"/>
-        </w:rPr>
-        <w:t xml:space="preserve"> </w:t>
+          <w:lang w:val="ru-RU"/>
+        </w:rPr>
+        <w:tab/>
       </w:r>
       <w:r>
         <w:rPr>
           <w:rFonts w:hint="default" w:ascii="Times New Roman" w:hAnsi="Times New Roman" w:cs="Times New Roman"/>
           <w:b w:val="0"/>
           <w:bCs w:val="0"/>
-          <w:spacing w:val="-33"/>
+          <w:spacing w:val="-2"/>
           <w:position w:val="1"/>
           <w:sz w:val="22"/>
           <w:szCs w:val="22"/>
-          <w:highlight w:val="yellow"/>
           <w:vertAlign w:val="superscript"/>
           <w:lang w:val="ru-RU"/>
         </w:rPr>
-        <w:t xml:space="preserve"> </w:t>
+        <w:tab/>
       </w:r>
       <w:r>
         <w:rPr>
@@ -3818,10 +3796,10 @@
           <w:position w:val="1"/>
           <w:sz w:val="22"/>
           <w:szCs w:val="22"/>
-          <w:highlight w:val="yellow"/>
           <w:vertAlign w:val="superscript"/>
-        </w:rPr>
-        <w:t>.</w:t>
+          <w:lang w:val="ru-RU"/>
+        </w:rPr>
+        <w:tab/>
       </w:r>
       <w:r>
         <w:rPr>
@@ -3832,167 +3810,45 @@
           <w:position w:val="1"/>
           <w:sz w:val="22"/>
           <w:szCs w:val="22"/>
+          <w:vertAlign w:val="superscript"/>
+          <w:lang w:val="ru-RU"/>
+        </w:rPr>
+        <w:t xml:space="preserve">        </w:t>
+      </w:r>
+      <w:r>
+        <w:rPr>
+          <w:rFonts w:hint="default" w:ascii="Times New Roman" w:hAnsi="Times New Roman" w:cs="Times New Roman"/>
+          <w:spacing w:val="-2"/>
+          <w:position w:val="1"/>
+          <w:sz w:val="22"/>
+          <w:szCs w:val="22"/>
           <w:highlight w:val="yellow"/>
-          <w:vertAlign w:val="superscript"/>
-          <w:lang w:val="ru-RU"/>
+          <w:lang w:val="ru-RU"/>
+        </w:rPr>
+        <w:t>«{{DOC_DATE_DAY}}» {{DOC_DATE_MONTH_TEXT}}</w:t>
+      </w:r>
+      <w:r>
+        <w:rPr>
+          <w:rFonts w:hint="default" w:ascii="Times New Roman" w:hAnsi="Times New Roman" w:cs="Times New Roman"/>
+          <w:spacing w:val="-2"/>
+          <w:position w:val="1"/>
+          <w:sz w:val="22"/>
+          <w:szCs w:val="22"/>
+          <w:highlight w:val="yellow"/>
         </w:rPr>
         <w:t xml:space="preserve"> </w:t>
       </w:r>
       <w:r>
         <w:rPr>
           <w:rFonts w:hint="default" w:ascii="Times New Roman" w:hAnsi="Times New Roman" w:cs="Times New Roman"/>
-          <w:b w:val="0"/>
-          <w:bCs w:val="0"/>
           <w:spacing w:val="-2"/>
           <w:position w:val="1"/>
           <w:sz w:val="22"/>
           <w:szCs w:val="22"/>
-          <w:vertAlign w:val="superscript"/>
-          <w:lang w:val="ru-RU"/>
-        </w:rPr>
-        <w:tab/>
-        <w:t/>
-      </w:r>
-      <w:r>
-        <w:rPr>
-          <w:rFonts w:hint="default" w:ascii="Times New Roman" w:hAnsi="Times New Roman" w:cs="Times New Roman"/>
-          <w:b w:val="0"/>
-          <w:bCs w:val="0"/>
-          <w:spacing w:val="-2"/>
-          <w:position w:val="1"/>
-          <w:sz w:val="22"/>
-          <w:szCs w:val="22"/>
-          <w:vertAlign w:val="superscript"/>
-          <w:lang w:val="ru-RU"/>
-        </w:rPr>
-        <w:tab/>
-      </w:r>
-      <w:bookmarkStart w:id="0" w:name="_GoBack"/>
-      <w:bookmarkEnd w:id="0"/>
-      <w:r>
-        <w:rPr>
-          <w:rFonts w:hint="default" w:ascii="Times New Roman" w:hAnsi="Times New Roman" w:cs="Times New Roman"/>
-          <w:b w:val="0"/>
-          <w:bCs w:val="0"/>
-          <w:spacing w:val="-2"/>
-          <w:position w:val="1"/>
-          <w:sz w:val="22"/>
-          <w:szCs w:val="22"/>
-          <w:vertAlign w:val="superscript"/>
-          <w:lang w:val="ru-RU"/>
-        </w:rPr>
-        <w:tab/>
-        <w:t/>
-      </w:r>
-      <w:r>
-        <w:rPr>
-          <w:rFonts w:hint="default" w:ascii="Times New Roman" w:hAnsi="Times New Roman" w:cs="Times New Roman"/>
-          <w:b w:val="0"/>
-          <w:bCs w:val="0"/>
-          <w:spacing w:val="-2"/>
-          <w:position w:val="1"/>
-          <w:sz w:val="22"/>
-          <w:szCs w:val="22"/>
-          <w:vertAlign w:val="superscript"/>
-          <w:lang w:val="ru-RU"/>
-        </w:rPr>
-        <w:tab/>
-        <w:t/>
-      </w:r>
-      <w:r>
-        <w:rPr>
-          <w:rFonts w:hint="default" w:ascii="Times New Roman" w:hAnsi="Times New Roman" w:cs="Times New Roman"/>
-          <w:b w:val="0"/>
-          <w:bCs w:val="0"/>
-          <w:spacing w:val="-2"/>
-          <w:position w:val="1"/>
-          <w:sz w:val="22"/>
-          <w:szCs w:val="22"/>
-          <w:vertAlign w:val="superscript"/>
-          <w:lang w:val="ru-RU"/>
-        </w:rPr>
-        <w:tab/>
-        <w:t/>
-      </w:r>
-      <w:r>
-        <w:rPr>
-          <w:rFonts w:hint="default" w:ascii="Times New Roman" w:hAnsi="Times New Roman" w:cs="Times New Roman"/>
-          <w:b w:val="0"/>
-          <w:bCs w:val="0"/>
-          <w:spacing w:val="-2"/>
-          <w:position w:val="1"/>
-          <w:sz w:val="22"/>
-          <w:szCs w:val="22"/>
-          <w:vertAlign w:val="superscript"/>
-          <w:lang w:val="ru-RU"/>
-        </w:rPr>
-        <w:tab/>
-        <w:t/>
-      </w:r>
-      <w:r>
-        <w:rPr>
-          <w:rFonts w:hint="default" w:ascii="Times New Roman" w:hAnsi="Times New Roman" w:cs="Times New Roman"/>
-          <w:b w:val="0"/>
-          <w:bCs w:val="0"/>
-          <w:spacing w:val="-2"/>
-          <w:position w:val="1"/>
-          <w:sz w:val="22"/>
-          <w:szCs w:val="22"/>
-          <w:vertAlign w:val="superscript"/>
-          <w:lang w:val="ru-RU"/>
-        </w:rPr>
-        <w:tab/>
-        <w:t/>
-      </w:r>
-      <w:r>
-        <w:rPr>
-          <w:rFonts w:hint="default" w:ascii="Times New Roman" w:hAnsi="Times New Roman" w:cs="Times New Roman"/>
-          <w:b w:val="0"/>
-          <w:bCs w:val="0"/>
-          <w:spacing w:val="-2"/>
-          <w:position w:val="1"/>
-          <w:sz w:val="22"/>
-          <w:szCs w:val="22"/>
-          <w:vertAlign w:val="superscript"/>
-          <w:lang w:val="ru-RU"/>
-        </w:rPr>
-        <w:tab/>
-        <w:t xml:space="preserve">        </w:t>
-      </w:r>
-      <w:r>
-        <w:rPr>
-          <w:rFonts w:hint="default" w:ascii="Times New Roman" w:hAnsi="Times New Roman" w:cs="Times New Roman"/>
-          <w:spacing w:val="-2"/>
-          <w:position w:val="1"/>
-          <w:sz w:val="22"/>
-          <w:szCs w:val="22"/>
           <w:highlight w:val="yellow"/>
           <w:lang w:val="ru-RU"/>
         </w:rPr>
-        <w:t>«___» ____________________</w:t>
-      </w:r>
-      <w:r>
-        <w:rPr>
-          <w:rFonts w:hint="default" w:ascii="Times New Roman" w:hAnsi="Times New Roman" w:cs="Times New Roman"/>
-          <w:spacing w:val="-2"/>
-          <w:position w:val="1"/>
-          <w:sz w:val="22"/>
-          <w:szCs w:val="22"/>
-          <w:highlight w:val="yellow"/>
-        </w:rPr>
-        <w:t xml:space="preserve"> </w:t>
-      </w:r>
-      <w:r>
-        <w:rPr>
-          <w:rFonts w:hint="default" w:ascii="Times New Roman" w:hAnsi="Times New Roman" w:cs="Times New Roman"/>
-          <w:spacing w:val="-2"/>
-          <w:position w:val="1"/>
-          <w:sz w:val="22"/>
-          <w:szCs w:val="22"/>
-          <w:highlight w:val="yellow"/>
-          <w:lang w:val="ru-RU"/>
-        </w:rPr>
-        <w:t>2026 год.</w:t>
+        <w:t>{{DOC_DATE_YEAR}} год.</w:t>
       </w:r>
       <w:r>
         <w:rPr>
@@ -4151,7 +4007,7 @@
     <w:lsdException w:qFormat="1" w:unhideWhenUsed="0" w:uiPriority="0" w:semiHidden="0" w:name="Title"/>
     <w:lsdException w:unhideWhenUsed="0" w:uiPriority="0" w:semiHidden="0" w:name="Closing"/>
     <w:lsdException w:unhideWhenUsed="0" w:uiPriority="0" w:semiHidden="0" w:name="Signature"/>
-    <w:lsdException w:unhideWhenUsed="0" w:uiPriority="0" w:name="Default Paragraph Font"/>
+    <w:lsdException w:qFormat="1" w:unhideWhenUsed="0" w:uiPriority="0" w:name="Default Paragraph Font"/>
     <w:lsdException w:qFormat="1" w:unhideWhenUsed="0" w:uiPriority="0" w:name="Body Text"/>
     <w:lsdException w:unhideWhenUsed="0" w:uiPriority="0" w:semiHidden="0" w:name="Body Text Indent"/>
     <w:lsdException w:unhideWhenUsed="0" w:uiPriority="0" w:semiHidden="0" w:name="List Continue"/>
@@ -4189,7 +4045,7 @@
     <w:lsdException w:unhideWhenUsed="0" w:uiPriority="0" w:semiHidden="0" w:name="HTML Sample"/>
     <w:lsdException w:unhideWhenUsed="0" w:uiPriority="0" w:semiHidden="0" w:name="HTML Typewriter"/>
     <w:lsdException w:unhideWhenUsed="0" w:uiPriority="0" w:semiHidden="0" w:name="HTML Variable"/>
-    <w:lsdException w:unhideWhenUsed="0" w:uiPriority="0" w:name="Normal Table"/>
+    <w:lsdException w:qFormat="1" w:unhideWhenUsed="0" w:uiPriority="0" w:name="Normal Table"/>
     <w:lsdException w:unhideWhenUsed="0" w:uiPriority="0" w:semiHidden="0" w:name="annotation subject"/>
     <w:lsdException w:unhideWhenUsed="0" w:uiPriority="0" w:semiHidden="0" w:name="Table Simple 1"/>
     <w:lsdException w:unhideWhenUsed="0" w:uiPriority="0" w:semiHidden="0" w:name="Table Simple 2"/>
@@ -4264,11 +4120,13 @@
   <w:style w:type="character" w:default="1" w:styleId="2">
     <w:name w:val="Default Paragraph Font"/>
     <w:semiHidden/>
+    <w:qFormat/>
     <w:uiPriority w:val="0"/>
   </w:style>
   <w:style w:type="table" w:default="1" w:styleId="3">
     <w:name w:val="Normal Table"/>
     <w:semiHidden/>
+    <w:qFormat/>
     <w:uiPriority w:val="0"/>
     <w:tblPr>
       <w:tblCellMar>
